--- a/frontend/templates/registration_form_template.docx
+++ b/frontend/templates/registration_form_template.docx
@@ -2,57 +2,6 @@
 <file path=word/document.xml><?xml version="1.0" encoding="utf-8"?>
 <w:document xmlns:wpc="http://schemas.microsoft.com/office/word/2010/wordprocessingCanvas" xmlns:mo="http://schemas.microsoft.com/office/mac/office/2008/main" xmlns:mc="http://schemas.openxmlformats.org/markup-compatibility/2006" xmlns:mv="urn:schemas-microsoft-com:mac:vml" xmlns:o="urn:schemas-microsoft-com:office:office" xmlns:r="http://schemas.openxmlformats.org/officeDocument/2006/relationships" xmlns:m="http://schemas.openxmlformats.org/officeDocument/2006/math" xmlns:v="urn:schemas-microsoft-com:vml" xmlns:wp14="http://schemas.microsoft.com/office/word/2010/wordprocessingDrawing" xmlns:wp="http://schemas.openxmlformats.org/drawingml/2006/wordprocessingDrawing" xmlns:w10="urn:schemas-microsoft-com:office:word" xmlns:w="http://schemas.openxmlformats.org/wordprocessingml/2006/main" xmlns:w14="http://schemas.microsoft.com/office/word/2010/wordml" xmlns:wpg="http://schemas.microsoft.com/office/word/2010/wordprocessingGroup" xmlns:wpi="http://schemas.microsoft.com/office/word/2010/wordprocessingInk" xmlns:wne="http://schemas.microsoft.com/office/word/2006/wordml" xmlns:wps="http://schemas.microsoft.com/office/word/2010/wordprocessingShape" mc:Ignorable="w14 wp14">
   <w:body>
-    <w:p/>
-    <w:p>
-      <w:pPr>
-        <w:jc w:val="center"/>
-      </w:pPr>
-      <w:r>
-        <w:rPr>
-          <w:b/>
-          <w:sz w:val="28"/>
-        </w:rPr>
-        <w:t>جامعة درنة — كلية الهندسة</w:t>
-      </w:r>
-    </w:p>
-    <w:p>
-      <w:pPr>
-        <w:jc w:val="center"/>
-      </w:pPr>
-      <w:r>
-        <w:t>قسم {{ department }}</w:t>
-      </w:r>
-    </w:p>
-    <w:p/>
-    <w:p>
-      <w:pPr>
-        <w:jc w:val="center"/>
-      </w:pPr>
-      <w:r>
-        <w:rPr>
-          <w:b/>
-          <w:sz w:val="24"/>
-        </w:rPr>
-        <w:t>استمارة تسجيل مقررات دراسية</w:t>
-      </w:r>
-    </w:p>
-    <w:p/>
-    <w:p>
-      <w:r>
-        <w:t>اسم الطالب: {{ student_name }}    الرقم الدراسي: {{ student_id }}</w:t>
-      </w:r>
-    </w:p>
-    <w:p>
-      <w:r>
-        <w:t>الرقم الجامعي: {{ university_number }}    الفصل: {{ semester }}</w:t>
-      </w:r>
-    </w:p>
-    <w:p>
-      <w:r>
-        <w:t>الوحدات المنجزة: {{ completed_units }}    المعدل التراكمي: {{ cumulative_gpa }}    الحالة: {{ status }}    مجموع وحدات الفصل: {{ total_units }}</w:t>
-      </w:r>
-    </w:p>
-    <w:p/>
     <w:tbl>
       <w:tblPr>
         <w:tblStyle w:val="TableGrid"/>
@@ -60,60 +9,194 @@
         <w:tblLook w:firstColumn="1" w:firstRow="1" w:lastColumn="0" w:lastRow="0" w:noHBand="0" w:noVBand="1" w:val="04A0"/>
       </w:tblPr>
       <w:tblGrid>
-        <w:gridCol w:w="1728"/>
-        <w:gridCol w:w="1728"/>
-        <w:gridCol w:w="1728"/>
-        <w:gridCol w:w="1728"/>
-        <w:gridCol w:w="1728"/>
+        <w:gridCol w:w="5273"/>
+        <w:gridCol w:w="5273"/>
       </w:tblGrid>
       <w:tr>
         <w:tc>
           <w:tcPr>
-            <w:tcW w:type="dxa" w:w="1728"/>
+            <w:tcW w:type="dxa" w:w="5273"/>
+            <w:tcBorders>
+              <w:top w:val="none" w:sz="0" w:space="0" w:color="auto"/>
+              <w:left w:val="none" w:sz="0" w:space="0" w:color="auto"/>
+              <w:bottom w:val="none" w:sz="0" w:space="0" w:color="auto"/>
+              <w:right w:val="none" w:sz="0" w:space="0" w:color="auto"/>
+            </w:tcBorders>
           </w:tcPr>
           <w:p>
+            <w:pPr>
+              <w:spacing w:before="0" w:after="40" w:line="240" w:lineRule="auto"/>
+              <w:jc w:val="center"/>
+            </w:pPr>
             <w:r>
-              <w:t>ملاحظات</w:t>
+              <w:drawing>
+                <wp:inline xmlns:a="http://schemas.openxmlformats.org/drawingml/2006/main" xmlns:pic="http://schemas.openxmlformats.org/drawingml/2006/picture">
+                  <wp:extent cx="827999" cy="699627"/>
+                  <wp:docPr id="1" name="Picture 1"/>
+                  <wp:cNvGraphicFramePr>
+                    <a:graphicFrameLocks noChangeAspect="1"/>
+                  </wp:cNvGraphicFramePr>
+                  <a:graphic>
+                    <a:graphicData uri="http://schemas.openxmlformats.org/drawingml/2006/picture">
+                      <pic:pic>
+                        <pic:nvPicPr>
+                          <pic:cNvPr id="0" name="college_logo_white.png"/>
+                          <pic:cNvPicPr/>
+                        </pic:nvPicPr>
+                        <pic:blipFill>
+                          <a:blip r:embed="rId9"/>
+                          <a:stretch>
+                            <a:fillRect/>
+                          </a:stretch>
+                        </pic:blipFill>
+                        <pic:spPr>
+                          <a:xfrm>
+                            <a:off x="0" y="0"/>
+                            <a:ext cx="827999" cy="699627"/>
+                          </a:xfrm>
+                          <a:prstGeom prst="rect"/>
+                        </pic:spPr>
+                      </pic:pic>
+                    </a:graphicData>
+                  </a:graphic>
+                </wp:inline>
+              </w:drawing>
             </w:r>
           </w:p>
         </w:tc>
         <w:tc>
           <w:tcPr>
-            <w:tcW w:type="dxa" w:w="1728"/>
+            <w:tcW w:type="dxa" w:w="5273"/>
+            <w:tcBorders>
+              <w:top w:val="none" w:sz="0" w:space="0" w:color="auto"/>
+              <w:left w:val="none" w:sz="0" w:space="0" w:color="auto"/>
+              <w:bottom w:val="none" w:sz="0" w:space="0" w:color="auto"/>
+              <w:right w:val="none" w:sz="0" w:space="0" w:color="auto"/>
+            </w:tcBorders>
           </w:tcPr>
           <w:p>
+            <w:pPr>
+              <w:spacing w:before="0" w:after="20" w:line="240" w:lineRule="auto"/>
+              <w:jc w:val="right"/>
+              <w:bidi w:val="1"/>
+            </w:pPr>
             <w:r>
-              <w:t>الوحدات</w:t>
+              <w:rPr>
+                <w:b/>
+                <w:sz w:val="30"/>
+              </w:rPr>
+              <w:t>جامعة درنة</w:t>
+            </w:r>
+          </w:p>
+          <w:p>
+            <w:pPr>
+              <w:spacing w:before="0" w:after="0" w:line="240" w:lineRule="auto"/>
+              <w:jc w:val="right"/>
+              <w:bidi w:val="1"/>
+            </w:pPr>
+            <w:r>
+              <w:rPr>
+                <w:b/>
+                <w:sz w:val="24"/>
+              </w:rPr>
+              <w:t>كلية الهندسة</w:t>
+            </w:r>
+          </w:p>
+        </w:tc>
+      </w:tr>
+    </w:tbl>
+    <w:p>
+      <w:pPr>
+        <w:spacing w:before="0" w:after="20" w:line="240" w:lineRule="auto"/>
+        <w:jc w:val="center"/>
+        <w:bidi w:val="1"/>
+      </w:pPr>
+      <w:r>
+        <w:rPr>
+          <w:b/>
+          <w:sz w:val="24"/>
+          <w:u w:val="none"/>
+        </w:rPr>
+        <w:t>مكتب التسجيل والقبول</w:t>
+      </w:r>
+    </w:p>
+    <w:p>
+      <w:pPr>
+        <w:spacing w:before="0" w:after="20" w:line="240" w:lineRule="auto"/>
+        <w:jc w:val="center"/>
+        <w:bidi w:val="1"/>
+      </w:pPr>
+      <w:r>
+        <w:rPr>
+          <w:b/>
+          <w:sz w:val="26"/>
+          <w:u w:val="none"/>
+        </w:rPr>
+        <w:t>قسم {{ department }}</w:t>
+      </w:r>
+    </w:p>
+    <w:p>
+      <w:pPr>
+        <w:spacing w:before="0" w:after="80" w:line="240" w:lineRule="auto"/>
+        <w:jc w:val="center"/>
+        <w:bidi w:val="1"/>
+      </w:pPr>
+      <w:r>
+        <w:rPr>
+          <w:b/>
+          <w:sz w:val="26"/>
+          <w:u w:val="single"/>
+        </w:rPr>
+        <w:t>نموذج تسجيل مقررات دراسية</w:t>
+      </w:r>
+    </w:p>
+    <w:tbl>
+      <w:tblPr>
+        <w:tblStyle w:val="TableGrid"/>
+        <w:tblW w:type="auto" w:w="0"/>
+        <w:tblLook w:firstColumn="1" w:firstRow="1" w:lastColumn="0" w:lastRow="0" w:noHBand="0" w:noVBand="1" w:val="04A0"/>
+        <w:bidiVisual/>
+      </w:tblPr>
+      <w:tblGrid>
+        <w:gridCol w:w="5273"/>
+        <w:gridCol w:w="5273"/>
+      </w:tblGrid>
+      <w:tr>
+        <w:tc>
+          <w:tcPr>
+            <w:tcW w:type="dxa" w:w="5273"/>
+          </w:tcPr>
+          <w:p>
+            <w:pPr>
+              <w:spacing w:before="0" w:after="0" w:line="240" w:lineRule="auto"/>
+              <w:jc w:val="right"/>
+              <w:bidi w:val="1"/>
+            </w:pPr>
+            <w:r>
+              <w:rPr>
+                <w:b w:val="0"/>
+                <w:sz w:val="22"/>
+              </w:rPr>
+              <w:t>اسم الطالب/ ــــة: {{ student_name }}</w:t>
             </w:r>
           </w:p>
         </w:tc>
         <w:tc>
           <w:tcPr>
-            <w:tcW w:type="dxa" w:w="1728"/>
+            <w:tcW w:type="dxa" w:w="5273"/>
           </w:tcPr>
           <w:p>
+            <w:pPr>
+              <w:spacing w:before="0" w:after="0" w:line="240" w:lineRule="auto"/>
+              <w:jc w:val="right"/>
+              <w:bidi w:val="1"/>
+            </w:pPr>
             <w:r>
-              <w:t>الرمز</w:t>
-            </w:r>
-          </w:p>
-        </w:tc>
-        <w:tc>
-          <w:tcPr>
-            <w:tcW w:type="dxa" w:w="1728"/>
-          </w:tcPr>
-          <w:p>
-            <w:r>
-              <w:t>اسم المقرر</w:t>
-            </w:r>
-          </w:p>
-        </w:tc>
-        <w:tc>
-          <w:tcPr>
-            <w:tcW w:type="dxa" w:w="1728"/>
-          </w:tcPr>
-          <w:p>
-            <w:r>
-              <w:t>م</w:t>
+              <w:rPr>
+                <w:b w:val="0"/>
+                <w:sz w:val="22"/>
+              </w:rPr>
+              <w:t>الرقم الدراسي: {{ student_id }}</w:t>
             </w:r>
           </w:p>
         </w:tc>
@@ -121,51 +204,166 @@
       <w:tr>
         <w:tc>
           <w:tcPr>
-            <w:tcW w:type="dxa" w:w="1728"/>
+            <w:tcW w:type="dxa" w:w="5273"/>
           </w:tcPr>
           <w:p>
+            <w:pPr>
+              <w:spacing w:before="0" w:after="0" w:line="240" w:lineRule="auto"/>
+              <w:jc w:val="right"/>
+              <w:bidi w:val="1"/>
+            </w:pPr>
             <w:r>
-              <w:t>{{ courses[0].notes }}</w:t>
+              <w:rPr>
+                <w:b w:val="0"/>
+                <w:sz w:val="22"/>
+              </w:rPr>
+              <w:t>العام الجامعي: {{ academic_year }}</w:t>
             </w:r>
           </w:p>
         </w:tc>
         <w:tc>
           <w:tcPr>
-            <w:tcW w:type="dxa" w:w="1728"/>
+            <w:tcW w:type="dxa" w:w="5273"/>
           </w:tcPr>
           <w:p>
+            <w:pPr>
+              <w:spacing w:before="0" w:after="0" w:line="240" w:lineRule="auto"/>
+              <w:jc w:val="right"/>
+              <w:bidi w:val="1"/>
+            </w:pPr>
             <w:r>
-              <w:t>{{ courses[0].units }}</w:t>
+              <w:rPr>
+                <w:b w:val="0"/>
+                <w:sz w:val="22"/>
+              </w:rPr>
+              <w:t>الفصل الدراسي: {{ term_season }}</w:t>
+            </w:r>
+          </w:p>
+        </w:tc>
+      </w:tr>
+    </w:tbl>
+    <w:p>
+      <w:pPr>
+        <w:spacing w:before="0" w:after="40" w:line="240" w:lineRule="auto"/>
+        <w:jc w:val="center"/>
+        <w:bidi w:val="1"/>
+      </w:pPr>
+      <w:r>
+        <w:rPr>
+          <w:b/>
+          <w:sz w:val="22"/>
+          <w:u w:val="none"/>
+        </w:rPr>
+        <w:t>(المقررات المسجلة)</w:t>
+      </w:r>
+    </w:p>
+    <w:tbl>
+      <w:tblPr>
+        <w:tblStyle w:val="TableGrid"/>
+        <w:tblW w:type="auto" w:w="0"/>
+        <w:tblLook w:firstColumn="1" w:firstRow="1" w:lastColumn="0" w:lastRow="0" w:noHBand="0" w:noVBand="1" w:val="04A0"/>
+        <w:bidiVisual/>
+      </w:tblPr>
+      <w:tblGrid>
+        <w:gridCol w:w="2109"/>
+        <w:gridCol w:w="2109"/>
+        <w:gridCol w:w="2109"/>
+        <w:gridCol w:w="2109"/>
+        <w:gridCol w:w="2109"/>
+      </w:tblGrid>
+      <w:tr>
+        <w:tc>
+          <w:tcPr>
+            <w:tcW w:type="dxa" w:w="2109"/>
+          </w:tcPr>
+          <w:p>
+            <w:pPr>
+              <w:spacing w:before="0" w:after="0" w:line="240" w:lineRule="auto"/>
+              <w:jc w:val="center"/>
+              <w:bidi w:val="1"/>
+            </w:pPr>
+            <w:r>
+              <w:rPr>
+                <w:b/>
+                <w:sz w:val="20"/>
+              </w:rPr>
+              <w:t>ت</w:t>
             </w:r>
           </w:p>
         </w:tc>
         <w:tc>
           <w:tcPr>
-            <w:tcW w:type="dxa" w:w="1728"/>
+            <w:tcW w:type="dxa" w:w="2109"/>
           </w:tcPr>
           <w:p>
+            <w:pPr>
+              <w:spacing w:before="0" w:after="0" w:line="240" w:lineRule="auto"/>
+              <w:jc w:val="center"/>
+              <w:bidi w:val="1"/>
+            </w:pPr>
             <w:r>
-              <w:t>{{ courses[0].code }}</w:t>
+              <w:rPr>
+                <w:b/>
+                <w:sz w:val="20"/>
+              </w:rPr>
+              <w:t>اسم المقرر</w:t>
             </w:r>
           </w:p>
         </w:tc>
         <w:tc>
           <w:tcPr>
-            <w:tcW w:type="dxa" w:w="1728"/>
+            <w:tcW w:type="dxa" w:w="2109"/>
           </w:tcPr>
           <w:p>
+            <w:pPr>
+              <w:spacing w:before="0" w:after="0" w:line="240" w:lineRule="auto"/>
+              <w:jc w:val="center"/>
+              <w:bidi w:val="1"/>
+            </w:pPr>
             <w:r>
-              <w:t>{{ courses[0].name }}</w:t>
+              <w:rPr>
+                <w:b/>
+                <w:sz w:val="20"/>
+              </w:rPr>
+              <w:t>رمز المقرر</w:t>
             </w:r>
           </w:p>
         </w:tc>
         <w:tc>
           <w:tcPr>
-            <w:tcW w:type="dxa" w:w="1728"/>
+            <w:tcW w:type="dxa" w:w="2109"/>
           </w:tcPr>
           <w:p>
+            <w:pPr>
+              <w:spacing w:before="0" w:after="0" w:line="240" w:lineRule="auto"/>
+              <w:jc w:val="center"/>
+              <w:bidi w:val="1"/>
+            </w:pPr>
             <w:r>
-              <w:t>{{ courses[0].index }}</w:t>
+              <w:rPr>
+                <w:b/>
+                <w:sz w:val="20"/>
+              </w:rPr>
+              <w:t>الوحدات</w:t>
+            </w:r>
+          </w:p>
+        </w:tc>
+        <w:tc>
+          <w:tcPr>
+            <w:tcW w:type="dxa" w:w="2109"/>
+          </w:tcPr>
+          <w:p>
+            <w:pPr>
+              <w:spacing w:before="0" w:after="0" w:line="240" w:lineRule="auto"/>
+              <w:jc w:val="center"/>
+              <w:bidi w:val="1"/>
+            </w:pPr>
+            <w:r>
+              <w:rPr>
+                <w:b/>
+                <w:sz w:val="20"/>
+              </w:rPr>
+              <w:t>ملاحظات المشرف الأكاديمي</w:t>
             </w:r>
           </w:p>
         </w:tc>
@@ -173,51 +371,95 @@
       <w:tr>
         <w:tc>
           <w:tcPr>
-            <w:tcW w:type="dxa" w:w="1728"/>
+            <w:tcW w:type="dxa" w:w="2109"/>
           </w:tcPr>
           <w:p>
+            <w:pPr>
+              <w:spacing w:before="0" w:after="0" w:line="240" w:lineRule="auto"/>
+              <w:jc w:val="center"/>
+              <w:bidi w:val="1"/>
+            </w:pPr>
             <w:r>
-              <w:t>{{ courses[1].notes }}</w:t>
+              <w:rPr>
+                <w:b w:val="0"/>
+                <w:sz w:val="20"/>
+              </w:rPr>
+              <w:t>{{ courses[0].index }}</w:t>
             </w:r>
           </w:p>
         </w:tc>
         <w:tc>
           <w:tcPr>
-            <w:tcW w:type="dxa" w:w="1728"/>
+            <w:tcW w:type="dxa" w:w="2109"/>
           </w:tcPr>
           <w:p>
+            <w:pPr>
+              <w:spacing w:before="0" w:after="0" w:line="240" w:lineRule="auto"/>
+              <w:jc w:val="right"/>
+              <w:bidi w:val="1"/>
+            </w:pPr>
             <w:r>
-              <w:t>{{ courses[1].units }}</w:t>
+              <w:rPr>
+                <w:b w:val="0"/>
+                <w:sz w:val="20"/>
+              </w:rPr>
+              <w:t>{{ courses[0].name }}</w:t>
             </w:r>
           </w:p>
         </w:tc>
         <w:tc>
           <w:tcPr>
-            <w:tcW w:type="dxa" w:w="1728"/>
+            <w:tcW w:type="dxa" w:w="2109"/>
           </w:tcPr>
           <w:p>
+            <w:pPr>
+              <w:spacing w:before="0" w:after="0" w:line="240" w:lineRule="auto"/>
+              <w:jc w:val="center"/>
+              <w:bidi w:val="1"/>
+            </w:pPr>
             <w:r>
-              <w:t>{{ courses[1].code }}</w:t>
+              <w:rPr>
+                <w:b w:val="0"/>
+                <w:sz w:val="20"/>
+              </w:rPr>
+              <w:t>{{ courses[0].code }}</w:t>
             </w:r>
           </w:p>
         </w:tc>
         <w:tc>
           <w:tcPr>
-            <w:tcW w:type="dxa" w:w="1728"/>
+            <w:tcW w:type="dxa" w:w="2109"/>
           </w:tcPr>
           <w:p>
+            <w:pPr>
+              <w:spacing w:before="0" w:after="0" w:line="240" w:lineRule="auto"/>
+              <w:jc w:val="center"/>
+              <w:bidi w:val="1"/>
+            </w:pPr>
             <w:r>
-              <w:t>{{ courses[1].name }}</w:t>
+              <w:rPr>
+                <w:b w:val="0"/>
+                <w:sz w:val="20"/>
+              </w:rPr>
+              <w:t>{{ courses[0].units }}</w:t>
             </w:r>
           </w:p>
         </w:tc>
         <w:tc>
           <w:tcPr>
-            <w:tcW w:type="dxa" w:w="1728"/>
+            <w:tcW w:type="dxa" w:w="2109"/>
           </w:tcPr>
           <w:p>
+            <w:pPr>
+              <w:spacing w:before="0" w:after="0" w:line="240" w:lineRule="auto"/>
+              <w:jc w:val="right"/>
+              <w:bidi w:val="1"/>
+            </w:pPr>
             <w:r>
-              <w:t>{{ courses[1].index }}</w:t>
+              <w:rPr>
+                <w:b w:val="0"/>
+                <w:sz w:val="20"/>
+              </w:rPr>
             </w:r>
           </w:p>
         </w:tc>
@@ -225,51 +467,95 @@
       <w:tr>
         <w:tc>
           <w:tcPr>
-            <w:tcW w:type="dxa" w:w="1728"/>
+            <w:tcW w:type="dxa" w:w="2109"/>
           </w:tcPr>
           <w:p>
+            <w:pPr>
+              <w:spacing w:before="0" w:after="0" w:line="240" w:lineRule="auto"/>
+              <w:jc w:val="center"/>
+              <w:bidi w:val="1"/>
+            </w:pPr>
             <w:r>
-              <w:t>{{ courses[2].notes }}</w:t>
+              <w:rPr>
+                <w:b w:val="0"/>
+                <w:sz w:val="20"/>
+              </w:rPr>
+              <w:t>{{ courses[1].index }}</w:t>
             </w:r>
           </w:p>
         </w:tc>
         <w:tc>
           <w:tcPr>
-            <w:tcW w:type="dxa" w:w="1728"/>
+            <w:tcW w:type="dxa" w:w="2109"/>
           </w:tcPr>
           <w:p>
+            <w:pPr>
+              <w:spacing w:before="0" w:after="0" w:line="240" w:lineRule="auto"/>
+              <w:jc w:val="right"/>
+              <w:bidi w:val="1"/>
+            </w:pPr>
             <w:r>
-              <w:t>{{ courses[2].units }}</w:t>
+              <w:rPr>
+                <w:b w:val="0"/>
+                <w:sz w:val="20"/>
+              </w:rPr>
+              <w:t>{{ courses[1].name }}</w:t>
             </w:r>
           </w:p>
         </w:tc>
         <w:tc>
           <w:tcPr>
-            <w:tcW w:type="dxa" w:w="1728"/>
+            <w:tcW w:type="dxa" w:w="2109"/>
           </w:tcPr>
           <w:p>
+            <w:pPr>
+              <w:spacing w:before="0" w:after="0" w:line="240" w:lineRule="auto"/>
+              <w:jc w:val="center"/>
+              <w:bidi w:val="1"/>
+            </w:pPr>
             <w:r>
-              <w:t>{{ courses[2].code }}</w:t>
+              <w:rPr>
+                <w:b w:val="0"/>
+                <w:sz w:val="20"/>
+              </w:rPr>
+              <w:t>{{ courses[1].code }}</w:t>
             </w:r>
           </w:p>
         </w:tc>
         <w:tc>
           <w:tcPr>
-            <w:tcW w:type="dxa" w:w="1728"/>
+            <w:tcW w:type="dxa" w:w="2109"/>
           </w:tcPr>
           <w:p>
+            <w:pPr>
+              <w:spacing w:before="0" w:after="0" w:line="240" w:lineRule="auto"/>
+              <w:jc w:val="center"/>
+              <w:bidi w:val="1"/>
+            </w:pPr>
             <w:r>
-              <w:t>{{ courses[2].name }}</w:t>
+              <w:rPr>
+                <w:b w:val="0"/>
+                <w:sz w:val="20"/>
+              </w:rPr>
+              <w:t>{{ courses[1].units }}</w:t>
             </w:r>
           </w:p>
         </w:tc>
         <w:tc>
           <w:tcPr>
-            <w:tcW w:type="dxa" w:w="1728"/>
+            <w:tcW w:type="dxa" w:w="2109"/>
           </w:tcPr>
           <w:p>
+            <w:pPr>
+              <w:spacing w:before="0" w:after="0" w:line="240" w:lineRule="auto"/>
+              <w:jc w:val="right"/>
+              <w:bidi w:val="1"/>
+            </w:pPr>
             <w:r>
-              <w:t>{{ courses[2].index }}</w:t>
+              <w:rPr>
+                <w:b w:val="0"/>
+                <w:sz w:val="20"/>
+              </w:rPr>
             </w:r>
           </w:p>
         </w:tc>
@@ -277,51 +563,95 @@
       <w:tr>
         <w:tc>
           <w:tcPr>
-            <w:tcW w:type="dxa" w:w="1728"/>
+            <w:tcW w:type="dxa" w:w="2109"/>
           </w:tcPr>
           <w:p>
+            <w:pPr>
+              <w:spacing w:before="0" w:after="0" w:line="240" w:lineRule="auto"/>
+              <w:jc w:val="center"/>
+              <w:bidi w:val="1"/>
+            </w:pPr>
             <w:r>
-              <w:t>{{ courses[3].notes }}</w:t>
+              <w:rPr>
+                <w:b w:val="0"/>
+                <w:sz w:val="20"/>
+              </w:rPr>
+              <w:t>{{ courses[2].index }}</w:t>
             </w:r>
           </w:p>
         </w:tc>
         <w:tc>
           <w:tcPr>
-            <w:tcW w:type="dxa" w:w="1728"/>
+            <w:tcW w:type="dxa" w:w="2109"/>
           </w:tcPr>
           <w:p>
+            <w:pPr>
+              <w:spacing w:before="0" w:after="0" w:line="240" w:lineRule="auto"/>
+              <w:jc w:val="right"/>
+              <w:bidi w:val="1"/>
+            </w:pPr>
             <w:r>
-              <w:t>{{ courses[3].units }}</w:t>
+              <w:rPr>
+                <w:b w:val="0"/>
+                <w:sz w:val="20"/>
+              </w:rPr>
+              <w:t>{{ courses[2].name }}</w:t>
             </w:r>
           </w:p>
         </w:tc>
         <w:tc>
           <w:tcPr>
-            <w:tcW w:type="dxa" w:w="1728"/>
+            <w:tcW w:type="dxa" w:w="2109"/>
           </w:tcPr>
           <w:p>
+            <w:pPr>
+              <w:spacing w:before="0" w:after="0" w:line="240" w:lineRule="auto"/>
+              <w:jc w:val="center"/>
+              <w:bidi w:val="1"/>
+            </w:pPr>
             <w:r>
-              <w:t>{{ courses[3].code }}</w:t>
+              <w:rPr>
+                <w:b w:val="0"/>
+                <w:sz w:val="20"/>
+              </w:rPr>
+              <w:t>{{ courses[2].code }}</w:t>
             </w:r>
           </w:p>
         </w:tc>
         <w:tc>
           <w:tcPr>
-            <w:tcW w:type="dxa" w:w="1728"/>
+            <w:tcW w:type="dxa" w:w="2109"/>
           </w:tcPr>
           <w:p>
+            <w:pPr>
+              <w:spacing w:before="0" w:after="0" w:line="240" w:lineRule="auto"/>
+              <w:jc w:val="center"/>
+              <w:bidi w:val="1"/>
+            </w:pPr>
             <w:r>
-              <w:t>{{ courses[3].name }}</w:t>
+              <w:rPr>
+                <w:b w:val="0"/>
+                <w:sz w:val="20"/>
+              </w:rPr>
+              <w:t>{{ courses[2].units }}</w:t>
             </w:r>
           </w:p>
         </w:tc>
         <w:tc>
           <w:tcPr>
-            <w:tcW w:type="dxa" w:w="1728"/>
+            <w:tcW w:type="dxa" w:w="2109"/>
           </w:tcPr>
           <w:p>
+            <w:pPr>
+              <w:spacing w:before="0" w:after="0" w:line="240" w:lineRule="auto"/>
+              <w:jc w:val="right"/>
+              <w:bidi w:val="1"/>
+            </w:pPr>
             <w:r>
-              <w:t>{{ courses[3].index }}</w:t>
+              <w:rPr>
+                <w:b w:val="0"/>
+                <w:sz w:val="20"/>
+              </w:rPr>
             </w:r>
           </w:p>
         </w:tc>
@@ -329,51 +659,95 @@
       <w:tr>
         <w:tc>
           <w:tcPr>
-            <w:tcW w:type="dxa" w:w="1728"/>
+            <w:tcW w:type="dxa" w:w="2109"/>
           </w:tcPr>
           <w:p>
+            <w:pPr>
+              <w:spacing w:before="0" w:after="0" w:line="240" w:lineRule="auto"/>
+              <w:jc w:val="center"/>
+              <w:bidi w:val="1"/>
+            </w:pPr>
             <w:r>
-              <w:t>{{ courses[4].notes }}</w:t>
+              <w:rPr>
+                <w:b w:val="0"/>
+                <w:sz w:val="20"/>
+              </w:rPr>
+              <w:t>{{ courses[3].index }}</w:t>
             </w:r>
           </w:p>
         </w:tc>
         <w:tc>
           <w:tcPr>
-            <w:tcW w:type="dxa" w:w="1728"/>
+            <w:tcW w:type="dxa" w:w="2109"/>
           </w:tcPr>
           <w:p>
+            <w:pPr>
+              <w:spacing w:before="0" w:after="0" w:line="240" w:lineRule="auto"/>
+              <w:jc w:val="right"/>
+              <w:bidi w:val="1"/>
+            </w:pPr>
             <w:r>
-              <w:t>{{ courses[4].units }}</w:t>
+              <w:rPr>
+                <w:b w:val="0"/>
+                <w:sz w:val="20"/>
+              </w:rPr>
+              <w:t>{{ courses[3].name }}</w:t>
             </w:r>
           </w:p>
         </w:tc>
         <w:tc>
           <w:tcPr>
-            <w:tcW w:type="dxa" w:w="1728"/>
+            <w:tcW w:type="dxa" w:w="2109"/>
           </w:tcPr>
           <w:p>
+            <w:pPr>
+              <w:spacing w:before="0" w:after="0" w:line="240" w:lineRule="auto"/>
+              <w:jc w:val="center"/>
+              <w:bidi w:val="1"/>
+            </w:pPr>
             <w:r>
-              <w:t>{{ courses[4].code }}</w:t>
+              <w:rPr>
+                <w:b w:val="0"/>
+                <w:sz w:val="20"/>
+              </w:rPr>
+              <w:t>{{ courses[3].code }}</w:t>
             </w:r>
           </w:p>
         </w:tc>
         <w:tc>
           <w:tcPr>
-            <w:tcW w:type="dxa" w:w="1728"/>
+            <w:tcW w:type="dxa" w:w="2109"/>
           </w:tcPr>
           <w:p>
+            <w:pPr>
+              <w:spacing w:before="0" w:after="0" w:line="240" w:lineRule="auto"/>
+              <w:jc w:val="center"/>
+              <w:bidi w:val="1"/>
+            </w:pPr>
             <w:r>
-              <w:t>{{ courses[4].name }}</w:t>
+              <w:rPr>
+                <w:b w:val="0"/>
+                <w:sz w:val="20"/>
+              </w:rPr>
+              <w:t>{{ courses[3].units }}</w:t>
             </w:r>
           </w:p>
         </w:tc>
         <w:tc>
           <w:tcPr>
-            <w:tcW w:type="dxa" w:w="1728"/>
+            <w:tcW w:type="dxa" w:w="2109"/>
           </w:tcPr>
           <w:p>
+            <w:pPr>
+              <w:spacing w:before="0" w:after="0" w:line="240" w:lineRule="auto"/>
+              <w:jc w:val="right"/>
+              <w:bidi w:val="1"/>
+            </w:pPr>
             <w:r>
-              <w:t>{{ courses[4].index }}</w:t>
+              <w:rPr>
+                <w:b w:val="0"/>
+                <w:sz w:val="20"/>
+              </w:rPr>
             </w:r>
           </w:p>
         </w:tc>
@@ -381,51 +755,95 @@
       <w:tr>
         <w:tc>
           <w:tcPr>
-            <w:tcW w:type="dxa" w:w="1728"/>
+            <w:tcW w:type="dxa" w:w="2109"/>
           </w:tcPr>
           <w:p>
+            <w:pPr>
+              <w:spacing w:before="0" w:after="0" w:line="240" w:lineRule="auto"/>
+              <w:jc w:val="center"/>
+              <w:bidi w:val="1"/>
+            </w:pPr>
             <w:r>
-              <w:t>{{ courses[5].notes }}</w:t>
+              <w:rPr>
+                <w:b w:val="0"/>
+                <w:sz w:val="20"/>
+              </w:rPr>
+              <w:t>{{ courses[4].index }}</w:t>
             </w:r>
           </w:p>
         </w:tc>
         <w:tc>
           <w:tcPr>
-            <w:tcW w:type="dxa" w:w="1728"/>
+            <w:tcW w:type="dxa" w:w="2109"/>
           </w:tcPr>
           <w:p>
+            <w:pPr>
+              <w:spacing w:before="0" w:after="0" w:line="240" w:lineRule="auto"/>
+              <w:jc w:val="right"/>
+              <w:bidi w:val="1"/>
+            </w:pPr>
             <w:r>
-              <w:t>{{ courses[5].units }}</w:t>
+              <w:rPr>
+                <w:b w:val="0"/>
+                <w:sz w:val="20"/>
+              </w:rPr>
+              <w:t>{{ courses[4].name }}</w:t>
             </w:r>
           </w:p>
         </w:tc>
         <w:tc>
           <w:tcPr>
-            <w:tcW w:type="dxa" w:w="1728"/>
+            <w:tcW w:type="dxa" w:w="2109"/>
           </w:tcPr>
           <w:p>
+            <w:pPr>
+              <w:spacing w:before="0" w:after="0" w:line="240" w:lineRule="auto"/>
+              <w:jc w:val="center"/>
+              <w:bidi w:val="1"/>
+            </w:pPr>
             <w:r>
-              <w:t>{{ courses[5].code }}</w:t>
+              <w:rPr>
+                <w:b w:val="0"/>
+                <w:sz w:val="20"/>
+              </w:rPr>
+              <w:t>{{ courses[4].code }}</w:t>
             </w:r>
           </w:p>
         </w:tc>
         <w:tc>
           <w:tcPr>
-            <w:tcW w:type="dxa" w:w="1728"/>
+            <w:tcW w:type="dxa" w:w="2109"/>
           </w:tcPr>
           <w:p>
+            <w:pPr>
+              <w:spacing w:before="0" w:after="0" w:line="240" w:lineRule="auto"/>
+              <w:jc w:val="center"/>
+              <w:bidi w:val="1"/>
+            </w:pPr>
             <w:r>
-              <w:t>{{ courses[5].name }}</w:t>
+              <w:rPr>
+                <w:b w:val="0"/>
+                <w:sz w:val="20"/>
+              </w:rPr>
+              <w:t>{{ courses[4].units }}</w:t>
             </w:r>
           </w:p>
         </w:tc>
         <w:tc>
           <w:tcPr>
-            <w:tcW w:type="dxa" w:w="1728"/>
+            <w:tcW w:type="dxa" w:w="2109"/>
           </w:tcPr>
           <w:p>
+            <w:pPr>
+              <w:spacing w:before="0" w:after="0" w:line="240" w:lineRule="auto"/>
+              <w:jc w:val="right"/>
+              <w:bidi w:val="1"/>
+            </w:pPr>
             <w:r>
-              <w:t>{{ courses[5].index }}</w:t>
+              <w:rPr>
+                <w:b w:val="0"/>
+                <w:sz w:val="20"/>
+              </w:rPr>
             </w:r>
           </w:p>
         </w:tc>
@@ -433,51 +851,95 @@
       <w:tr>
         <w:tc>
           <w:tcPr>
-            <w:tcW w:type="dxa" w:w="1728"/>
+            <w:tcW w:type="dxa" w:w="2109"/>
           </w:tcPr>
           <w:p>
+            <w:pPr>
+              <w:spacing w:before="0" w:after="0" w:line="240" w:lineRule="auto"/>
+              <w:jc w:val="center"/>
+              <w:bidi w:val="1"/>
+            </w:pPr>
             <w:r>
-              <w:t>{{ courses[6].notes }}</w:t>
+              <w:rPr>
+                <w:b w:val="0"/>
+                <w:sz w:val="20"/>
+              </w:rPr>
+              <w:t>{{ courses[5].index }}</w:t>
             </w:r>
           </w:p>
         </w:tc>
         <w:tc>
           <w:tcPr>
-            <w:tcW w:type="dxa" w:w="1728"/>
+            <w:tcW w:type="dxa" w:w="2109"/>
           </w:tcPr>
           <w:p>
+            <w:pPr>
+              <w:spacing w:before="0" w:after="0" w:line="240" w:lineRule="auto"/>
+              <w:jc w:val="right"/>
+              <w:bidi w:val="1"/>
+            </w:pPr>
             <w:r>
-              <w:t>{{ courses[6].units }}</w:t>
+              <w:rPr>
+                <w:b w:val="0"/>
+                <w:sz w:val="20"/>
+              </w:rPr>
+              <w:t>{{ courses[5].name }}</w:t>
             </w:r>
           </w:p>
         </w:tc>
         <w:tc>
           <w:tcPr>
-            <w:tcW w:type="dxa" w:w="1728"/>
+            <w:tcW w:type="dxa" w:w="2109"/>
           </w:tcPr>
           <w:p>
+            <w:pPr>
+              <w:spacing w:before="0" w:after="0" w:line="240" w:lineRule="auto"/>
+              <w:jc w:val="center"/>
+              <w:bidi w:val="1"/>
+            </w:pPr>
             <w:r>
-              <w:t>{{ courses[6].code }}</w:t>
+              <w:rPr>
+                <w:b w:val="0"/>
+                <w:sz w:val="20"/>
+              </w:rPr>
+              <w:t>{{ courses[5].code }}</w:t>
             </w:r>
           </w:p>
         </w:tc>
         <w:tc>
           <w:tcPr>
-            <w:tcW w:type="dxa" w:w="1728"/>
+            <w:tcW w:type="dxa" w:w="2109"/>
           </w:tcPr>
           <w:p>
+            <w:pPr>
+              <w:spacing w:before="0" w:after="0" w:line="240" w:lineRule="auto"/>
+              <w:jc w:val="center"/>
+              <w:bidi w:val="1"/>
+            </w:pPr>
             <w:r>
-              <w:t>{{ courses[6].name }}</w:t>
+              <w:rPr>
+                <w:b w:val="0"/>
+                <w:sz w:val="20"/>
+              </w:rPr>
+              <w:t>{{ courses[5].units }}</w:t>
             </w:r>
           </w:p>
         </w:tc>
         <w:tc>
           <w:tcPr>
-            <w:tcW w:type="dxa" w:w="1728"/>
+            <w:tcW w:type="dxa" w:w="2109"/>
           </w:tcPr>
           <w:p>
+            <w:pPr>
+              <w:spacing w:before="0" w:after="0" w:line="240" w:lineRule="auto"/>
+              <w:jc w:val="right"/>
+              <w:bidi w:val="1"/>
+            </w:pPr>
             <w:r>
-              <w:t>{{ courses[6].index }}</w:t>
+              <w:rPr>
+                <w:b w:val="0"/>
+                <w:sz w:val="20"/>
+              </w:rPr>
             </w:r>
           </w:p>
         </w:tc>
@@ -485,51 +947,95 @@
       <w:tr>
         <w:tc>
           <w:tcPr>
-            <w:tcW w:type="dxa" w:w="1728"/>
+            <w:tcW w:type="dxa" w:w="2109"/>
           </w:tcPr>
           <w:p>
+            <w:pPr>
+              <w:spacing w:before="0" w:after="0" w:line="240" w:lineRule="auto"/>
+              <w:jc w:val="center"/>
+              <w:bidi w:val="1"/>
+            </w:pPr>
             <w:r>
-              <w:t>{{ courses[7].notes }}</w:t>
+              <w:rPr>
+                <w:b w:val="0"/>
+                <w:sz w:val="20"/>
+              </w:rPr>
+              <w:t>{{ courses[6].index }}</w:t>
             </w:r>
           </w:p>
         </w:tc>
         <w:tc>
           <w:tcPr>
-            <w:tcW w:type="dxa" w:w="1728"/>
+            <w:tcW w:type="dxa" w:w="2109"/>
           </w:tcPr>
           <w:p>
+            <w:pPr>
+              <w:spacing w:before="0" w:after="0" w:line="240" w:lineRule="auto"/>
+              <w:jc w:val="right"/>
+              <w:bidi w:val="1"/>
+            </w:pPr>
             <w:r>
-              <w:t>{{ courses[7].units }}</w:t>
+              <w:rPr>
+                <w:b w:val="0"/>
+                <w:sz w:val="20"/>
+              </w:rPr>
+              <w:t>{{ courses[6].name }}</w:t>
             </w:r>
           </w:p>
         </w:tc>
         <w:tc>
           <w:tcPr>
-            <w:tcW w:type="dxa" w:w="1728"/>
+            <w:tcW w:type="dxa" w:w="2109"/>
           </w:tcPr>
           <w:p>
+            <w:pPr>
+              <w:spacing w:before="0" w:after="0" w:line="240" w:lineRule="auto"/>
+              <w:jc w:val="center"/>
+              <w:bidi w:val="1"/>
+            </w:pPr>
             <w:r>
-              <w:t>{{ courses[7].code }}</w:t>
+              <w:rPr>
+                <w:b w:val="0"/>
+                <w:sz w:val="20"/>
+              </w:rPr>
+              <w:t>{{ courses[6].code }}</w:t>
             </w:r>
           </w:p>
         </w:tc>
         <w:tc>
           <w:tcPr>
-            <w:tcW w:type="dxa" w:w="1728"/>
+            <w:tcW w:type="dxa" w:w="2109"/>
           </w:tcPr>
           <w:p>
+            <w:pPr>
+              <w:spacing w:before="0" w:after="0" w:line="240" w:lineRule="auto"/>
+              <w:jc w:val="center"/>
+              <w:bidi w:val="1"/>
+            </w:pPr>
             <w:r>
-              <w:t>{{ courses[7].name }}</w:t>
+              <w:rPr>
+                <w:b w:val="0"/>
+                <w:sz w:val="20"/>
+              </w:rPr>
+              <w:t>{{ courses[6].units }}</w:t>
             </w:r>
           </w:p>
         </w:tc>
         <w:tc>
           <w:tcPr>
-            <w:tcW w:type="dxa" w:w="1728"/>
+            <w:tcW w:type="dxa" w:w="2109"/>
           </w:tcPr>
           <w:p>
+            <w:pPr>
+              <w:spacing w:before="0" w:after="0" w:line="240" w:lineRule="auto"/>
+              <w:jc w:val="right"/>
+              <w:bidi w:val="1"/>
+            </w:pPr>
             <w:r>
-              <w:t>{{ courses[7].index }}</w:t>
+              <w:rPr>
+                <w:b w:val="0"/>
+                <w:sz w:val="20"/>
+              </w:rPr>
             </w:r>
           </w:p>
         </w:tc>
@@ -537,51 +1043,95 @@
       <w:tr>
         <w:tc>
           <w:tcPr>
-            <w:tcW w:type="dxa" w:w="1728"/>
+            <w:tcW w:type="dxa" w:w="2109"/>
           </w:tcPr>
           <w:p>
+            <w:pPr>
+              <w:spacing w:before="0" w:after="0" w:line="240" w:lineRule="auto"/>
+              <w:jc w:val="center"/>
+              <w:bidi w:val="1"/>
+            </w:pPr>
             <w:r>
-              <w:t>{{ courses[8].notes }}</w:t>
+              <w:rPr>
+                <w:b w:val="0"/>
+                <w:sz w:val="20"/>
+              </w:rPr>
+              <w:t>{{ courses[7].index }}</w:t>
             </w:r>
           </w:p>
         </w:tc>
         <w:tc>
           <w:tcPr>
-            <w:tcW w:type="dxa" w:w="1728"/>
+            <w:tcW w:type="dxa" w:w="2109"/>
           </w:tcPr>
           <w:p>
+            <w:pPr>
+              <w:spacing w:before="0" w:after="0" w:line="240" w:lineRule="auto"/>
+              <w:jc w:val="right"/>
+              <w:bidi w:val="1"/>
+            </w:pPr>
             <w:r>
-              <w:t>{{ courses[8].units }}</w:t>
+              <w:rPr>
+                <w:b w:val="0"/>
+                <w:sz w:val="20"/>
+              </w:rPr>
+              <w:t>{{ courses[7].name }}</w:t>
             </w:r>
           </w:p>
         </w:tc>
         <w:tc>
           <w:tcPr>
-            <w:tcW w:type="dxa" w:w="1728"/>
+            <w:tcW w:type="dxa" w:w="2109"/>
           </w:tcPr>
           <w:p>
+            <w:pPr>
+              <w:spacing w:before="0" w:after="0" w:line="240" w:lineRule="auto"/>
+              <w:jc w:val="center"/>
+              <w:bidi w:val="1"/>
+            </w:pPr>
             <w:r>
-              <w:t>{{ courses[8].code }}</w:t>
+              <w:rPr>
+                <w:b w:val="0"/>
+                <w:sz w:val="20"/>
+              </w:rPr>
+              <w:t>{{ courses[7].code }}</w:t>
             </w:r>
           </w:p>
         </w:tc>
         <w:tc>
           <w:tcPr>
-            <w:tcW w:type="dxa" w:w="1728"/>
+            <w:tcW w:type="dxa" w:w="2109"/>
           </w:tcPr>
           <w:p>
+            <w:pPr>
+              <w:spacing w:before="0" w:after="0" w:line="240" w:lineRule="auto"/>
+              <w:jc w:val="center"/>
+              <w:bidi w:val="1"/>
+            </w:pPr>
             <w:r>
-              <w:t>{{ courses[8].name }}</w:t>
+              <w:rPr>
+                <w:b w:val="0"/>
+                <w:sz w:val="20"/>
+              </w:rPr>
+              <w:t>{{ courses[7].units }}</w:t>
             </w:r>
           </w:p>
         </w:tc>
         <w:tc>
           <w:tcPr>
-            <w:tcW w:type="dxa" w:w="1728"/>
+            <w:tcW w:type="dxa" w:w="2109"/>
           </w:tcPr>
           <w:p>
+            <w:pPr>
+              <w:spacing w:before="0" w:after="0" w:line="240" w:lineRule="auto"/>
+              <w:jc w:val="right"/>
+              <w:bidi w:val="1"/>
+            </w:pPr>
             <w:r>
-              <w:t>{{ courses[8].index }}</w:t>
+              <w:rPr>
+                <w:b w:val="0"/>
+                <w:sz w:val="20"/>
+              </w:rPr>
             </w:r>
           </w:p>
         </w:tc>
@@ -589,65 +1139,826 @@
       <w:tr>
         <w:tc>
           <w:tcPr>
-            <w:tcW w:type="dxa" w:w="1728"/>
+            <w:tcW w:type="dxa" w:w="2109"/>
           </w:tcPr>
           <w:p>
+            <w:pPr>
+              <w:spacing w:before="0" w:after="0" w:line="240" w:lineRule="auto"/>
+              <w:jc w:val="center"/>
+              <w:bidi w:val="1"/>
+            </w:pPr>
             <w:r>
-              <w:t>{{ courses[9].notes }}</w:t>
+              <w:rPr>
+                <w:b w:val="0"/>
+                <w:sz w:val="20"/>
+              </w:rPr>
+              <w:t>{{ courses[8].index }}</w:t>
             </w:r>
           </w:p>
         </w:tc>
         <w:tc>
           <w:tcPr>
-            <w:tcW w:type="dxa" w:w="1728"/>
+            <w:tcW w:type="dxa" w:w="2109"/>
           </w:tcPr>
           <w:p>
+            <w:pPr>
+              <w:spacing w:before="0" w:after="0" w:line="240" w:lineRule="auto"/>
+              <w:jc w:val="right"/>
+              <w:bidi w:val="1"/>
+            </w:pPr>
             <w:r>
+              <w:rPr>
+                <w:b w:val="0"/>
+                <w:sz w:val="20"/>
+              </w:rPr>
+              <w:t>{{ courses[8].name }}</w:t>
+            </w:r>
+          </w:p>
+        </w:tc>
+        <w:tc>
+          <w:tcPr>
+            <w:tcW w:type="dxa" w:w="2109"/>
+          </w:tcPr>
+          <w:p>
+            <w:pPr>
+              <w:spacing w:before="0" w:after="0" w:line="240" w:lineRule="auto"/>
+              <w:jc w:val="center"/>
+              <w:bidi w:val="1"/>
+            </w:pPr>
+            <w:r>
+              <w:rPr>
+                <w:b w:val="0"/>
+                <w:sz w:val="20"/>
+              </w:rPr>
+              <w:t>{{ courses[8].code }}</w:t>
+            </w:r>
+          </w:p>
+        </w:tc>
+        <w:tc>
+          <w:tcPr>
+            <w:tcW w:type="dxa" w:w="2109"/>
+          </w:tcPr>
+          <w:p>
+            <w:pPr>
+              <w:spacing w:before="0" w:after="0" w:line="240" w:lineRule="auto"/>
+              <w:jc w:val="center"/>
+              <w:bidi w:val="1"/>
+            </w:pPr>
+            <w:r>
+              <w:rPr>
+                <w:b w:val="0"/>
+                <w:sz w:val="20"/>
+              </w:rPr>
+              <w:t>{{ courses[8].units }}</w:t>
+            </w:r>
+          </w:p>
+        </w:tc>
+        <w:tc>
+          <w:tcPr>
+            <w:tcW w:type="dxa" w:w="2109"/>
+          </w:tcPr>
+          <w:p>
+            <w:pPr>
+              <w:spacing w:before="0" w:after="0" w:line="240" w:lineRule="auto"/>
+              <w:jc w:val="right"/>
+              <w:bidi w:val="1"/>
+            </w:pPr>
+            <w:r>
+              <w:rPr>
+                <w:b w:val="0"/>
+                <w:sz w:val="20"/>
+              </w:rPr>
+            </w:r>
+          </w:p>
+        </w:tc>
+      </w:tr>
+      <w:tr>
+        <w:tc>
+          <w:tcPr>
+            <w:tcW w:type="dxa" w:w="2109"/>
+          </w:tcPr>
+          <w:p>
+            <w:pPr>
+              <w:spacing w:before="0" w:after="0" w:line="240" w:lineRule="auto"/>
+              <w:jc w:val="center"/>
+              <w:bidi w:val="1"/>
+            </w:pPr>
+            <w:r>
+              <w:rPr>
+                <w:b w:val="0"/>
+                <w:sz w:val="20"/>
+              </w:rPr>
+              <w:t>{{ courses[9].index }}</w:t>
+            </w:r>
+          </w:p>
+        </w:tc>
+        <w:tc>
+          <w:tcPr>
+            <w:tcW w:type="dxa" w:w="2109"/>
+          </w:tcPr>
+          <w:p>
+            <w:pPr>
+              <w:spacing w:before="0" w:after="0" w:line="240" w:lineRule="auto"/>
+              <w:jc w:val="right"/>
+              <w:bidi w:val="1"/>
+            </w:pPr>
+            <w:r>
+              <w:rPr>
+                <w:b w:val="0"/>
+                <w:sz w:val="20"/>
+              </w:rPr>
+              <w:t>{{ courses[9].name }}</w:t>
+            </w:r>
+          </w:p>
+        </w:tc>
+        <w:tc>
+          <w:tcPr>
+            <w:tcW w:type="dxa" w:w="2109"/>
+          </w:tcPr>
+          <w:p>
+            <w:pPr>
+              <w:spacing w:before="0" w:after="0" w:line="240" w:lineRule="auto"/>
+              <w:jc w:val="center"/>
+              <w:bidi w:val="1"/>
+            </w:pPr>
+            <w:r>
+              <w:rPr>
+                <w:b w:val="0"/>
+                <w:sz w:val="20"/>
+              </w:rPr>
+              <w:t>{{ courses[9].code }}</w:t>
+            </w:r>
+          </w:p>
+        </w:tc>
+        <w:tc>
+          <w:tcPr>
+            <w:tcW w:type="dxa" w:w="2109"/>
+          </w:tcPr>
+          <w:p>
+            <w:pPr>
+              <w:spacing w:before="0" w:after="0" w:line="240" w:lineRule="auto"/>
+              <w:jc w:val="center"/>
+              <w:bidi w:val="1"/>
+            </w:pPr>
+            <w:r>
+              <w:rPr>
+                <w:b w:val="0"/>
+                <w:sz w:val="20"/>
+              </w:rPr>
               <w:t>{{ courses[9].units }}</w:t>
             </w:r>
           </w:p>
         </w:tc>
         <w:tc>
           <w:tcPr>
-            <w:tcW w:type="dxa" w:w="1728"/>
+            <w:tcW w:type="dxa" w:w="2109"/>
           </w:tcPr>
           <w:p>
+            <w:pPr>
+              <w:spacing w:before="0" w:after="0" w:line="240" w:lineRule="auto"/>
+              <w:jc w:val="right"/>
+              <w:bidi w:val="1"/>
+            </w:pPr>
             <w:r>
-              <w:t>{{ courses[9].code }}</w:t>
+              <w:rPr>
+                <w:b w:val="0"/>
+                <w:sz w:val="20"/>
+              </w:rPr>
+            </w:r>
+          </w:p>
+        </w:tc>
+      </w:tr>
+      <w:tr>
+        <w:tc>
+          <w:tcPr>
+            <w:tcW w:type="dxa" w:w="2109"/>
+          </w:tcPr>
+          <w:p>
+            <w:pPr>
+              <w:spacing w:before="0" w:after="0" w:line="240" w:lineRule="auto"/>
+              <w:jc w:val="right"/>
+              <w:bidi w:val="1"/>
+            </w:pPr>
+            <w:r>
+              <w:rPr>
+                <w:b w:val="0"/>
+                <w:sz w:val="20"/>
+              </w:rPr>
             </w:r>
           </w:p>
         </w:tc>
         <w:tc>
           <w:tcPr>
-            <w:tcW w:type="dxa" w:w="1728"/>
+            <w:tcW w:type="dxa" w:w="2109"/>
           </w:tcPr>
           <w:p>
+            <w:pPr>
+              <w:spacing w:before="0" w:after="0" w:line="240" w:lineRule="auto"/>
+              <w:jc w:val="right"/>
+              <w:bidi w:val="1"/>
+            </w:pPr>
             <w:r>
-              <w:t>{{ courses[9].name }}</w:t>
+              <w:rPr>
+                <w:b w:val="0"/>
+                <w:sz w:val="20"/>
+              </w:rPr>
             </w:r>
           </w:p>
         </w:tc>
         <w:tc>
           <w:tcPr>
-            <w:tcW w:type="dxa" w:w="1728"/>
+            <w:tcW w:type="dxa" w:w="2109"/>
           </w:tcPr>
           <w:p>
+            <w:pPr>
+              <w:spacing w:before="0" w:after="0" w:line="240" w:lineRule="auto"/>
+              <w:jc w:val="right"/>
+              <w:bidi w:val="1"/>
+            </w:pPr>
             <w:r>
-              <w:t>{{ courses[9].index }}</w:t>
+              <w:rPr>
+                <w:b w:val="0"/>
+                <w:sz w:val="20"/>
+              </w:rPr>
+            </w:r>
+          </w:p>
+        </w:tc>
+        <w:tc>
+          <w:tcPr>
+            <w:tcW w:type="dxa" w:w="2109"/>
+          </w:tcPr>
+          <w:p>
+            <w:pPr>
+              <w:spacing w:before="0" w:after="0" w:line="240" w:lineRule="auto"/>
+              <w:jc w:val="center"/>
+              <w:bidi w:val="1"/>
+            </w:pPr>
+            <w:r>
+              <w:rPr>
+                <w:b/>
+                <w:sz w:val="20"/>
+              </w:rPr>
+              <w:t>مجموع الوحدات = {{ total_units }}</w:t>
+            </w:r>
+          </w:p>
+        </w:tc>
+        <w:tc>
+          <w:tcPr>
+            <w:tcW w:type="dxa" w:w="2109"/>
+          </w:tcPr>
+          <w:p>
+            <w:pPr>
+              <w:spacing w:before="0" w:after="0" w:line="240" w:lineRule="auto"/>
+              <w:jc w:val="right"/>
+              <w:bidi w:val="1"/>
+            </w:pPr>
+            <w:r>
+              <w:rPr>
+                <w:b w:val="0"/>
+                <w:sz w:val="20"/>
+              </w:rPr>
+            </w:r>
+          </w:p>
+        </w:tc>
+      </w:tr>
+      <w:tr>
+        <w:tc>
+          <w:tcPr>
+            <w:tcW w:type="dxa" w:w="2109"/>
+          </w:tcPr>
+          <w:p>
+            <w:pPr>
+              <w:spacing w:before="0" w:after="0" w:line="240" w:lineRule="auto"/>
+              <w:jc w:val="right"/>
+              <w:bidi w:val="1"/>
+            </w:pPr>
+            <w:r>
+              <w:rPr>
+                <w:b/>
+                <w:sz w:val="20"/>
+              </w:rPr>
+              <w:t>عدد الوحدات المنجزة = {{ completed_units }}</w:t>
+            </w:r>
+          </w:p>
+        </w:tc>
+        <w:tc>
+          <w:tcPr>
+            <w:tcW w:type="dxa" w:w="2109"/>
+          </w:tcPr>
+          <w:p>
+            <w:pPr>
+              <w:spacing w:before="0" w:after="0" w:line="240" w:lineRule="auto"/>
+              <w:jc w:val="right"/>
+              <w:bidi w:val="1"/>
+            </w:pPr>
+            <w:r>
+              <w:rPr>
+                <w:b w:val="0"/>
+                <w:sz w:val="20"/>
+              </w:rPr>
+            </w:r>
+          </w:p>
+        </w:tc>
+        <w:tc>
+          <w:tcPr>
+            <w:tcW w:type="dxa" w:w="2109"/>
+          </w:tcPr>
+          <w:p>
+            <w:pPr>
+              <w:spacing w:before="0" w:after="0" w:line="240" w:lineRule="auto"/>
+              <w:jc w:val="right"/>
+              <w:bidi w:val="1"/>
+            </w:pPr>
+            <w:r>
+              <w:rPr>
+                <w:b/>
+                <w:sz w:val="20"/>
+              </w:rPr>
+              <w:t>المعدل التراكمي = {{ cumulative_gpa }} %</w:t>
+            </w:r>
+          </w:p>
+        </w:tc>
+        <w:tc>
+          <w:tcPr>
+            <w:tcW w:type="dxa" w:w="2109"/>
+          </w:tcPr>
+          <w:p>
+            <w:pPr>
+              <w:spacing w:before="0" w:after="0" w:line="240" w:lineRule="auto"/>
+              <w:jc w:val="right"/>
+              <w:bidi w:val="1"/>
+            </w:pPr>
+            <w:r>
+              <w:rPr>
+                <w:b w:val="0"/>
+                <w:sz w:val="20"/>
+              </w:rPr>
+            </w:r>
+          </w:p>
+        </w:tc>
+        <w:tc>
+          <w:tcPr>
+            <w:tcW w:type="dxa" w:w="2109"/>
+          </w:tcPr>
+          <w:p>
+            <w:pPr>
+              <w:spacing w:before="0" w:after="0" w:line="240" w:lineRule="auto"/>
+              <w:jc w:val="right"/>
+              <w:bidi w:val="1"/>
+            </w:pPr>
+            <w:r>
+              <w:rPr>
+                <w:b/>
+                <w:sz w:val="20"/>
+              </w:rPr>
+              <w:t>التقدير / الحالة: {{ status }}</w:t>
             </w:r>
           </w:p>
         </w:tc>
       </w:tr>
     </w:tbl>
-    <w:p/>
     <w:p>
+      <w:pPr>
+        <w:spacing w:before="0" w:after="40" w:line="240" w:lineRule="auto"/>
+        <w:jc w:val="center"/>
+        <w:bidi w:val="1"/>
+      </w:pPr>
       <w:r>
-        <w:t>توقيع الطالب: _______________     المرشد الأكاديمي: _______________     رئيس القسم: _______________</w:t>
+        <w:rPr>
+          <w:b/>
+          <w:sz w:val="22"/>
+          <w:u w:val="none"/>
+        </w:rPr>
+        <w:t>(التوقيعات)</w:t>
+      </w:r>
+    </w:p>
+    <w:tbl>
+      <w:tblPr>
+        <w:tblStyle w:val="TableGrid"/>
+        <w:tblW w:type="auto" w:w="0"/>
+        <w:tblLook w:firstColumn="1" w:firstRow="1" w:lastColumn="0" w:lastRow="0" w:noHBand="0" w:noVBand="1" w:val="04A0"/>
+        <w:bidiVisual/>
+      </w:tblPr>
+      <w:tblGrid>
+        <w:gridCol w:w="3515"/>
+        <w:gridCol w:w="3515"/>
+        <w:gridCol w:w="3515"/>
+      </w:tblGrid>
+      <w:tr>
+        <w:tc>
+          <w:tcPr>
+            <w:tcW w:type="dxa" w:w="3515"/>
+            <w:tcBorders>
+              <w:top w:val="none" w:sz="0" w:space="0" w:color="auto"/>
+              <w:left w:val="none" w:sz="0" w:space="0" w:color="auto"/>
+              <w:bottom w:val="none" w:sz="0" w:space="0" w:color="auto"/>
+              <w:right w:val="none" w:sz="0" w:space="0" w:color="auto"/>
+            </w:tcBorders>
+          </w:tcPr>
+          <w:p>
+            <w:pPr>
+              <w:spacing w:before="0" w:after="0" w:line="240" w:lineRule="auto"/>
+              <w:jc w:val="right"/>
+              <w:bidi w:val="1"/>
+            </w:pPr>
+            <w:r>
+              <w:rPr>
+                <w:sz w:val="20"/>
+                <w:rtl w:val="1"/>
+              </w:rPr>
+              <w:t xml:space="preserve">اسم الطالب / ــــة: </w:t>
+            </w:r>
+            <w:r>
+              <w:rPr>
+                <w:sz w:val="20"/>
+                <w:rtl w:val="0"/>
+              </w:rPr>
+              <w:t>........................</w:t>
+            </w:r>
+          </w:p>
+        </w:tc>
+        <w:tc>
+          <w:tcPr>
+            <w:tcW w:type="dxa" w:w="3515"/>
+            <w:tcBorders>
+              <w:top w:val="none" w:sz="0" w:space="0" w:color="auto"/>
+              <w:left w:val="none" w:sz="0" w:space="0" w:color="auto"/>
+              <w:bottom w:val="none" w:sz="0" w:space="0" w:color="auto"/>
+              <w:right w:val="none" w:sz="0" w:space="0" w:color="auto"/>
+            </w:tcBorders>
+          </w:tcPr>
+          <w:p>
+            <w:pPr>
+              <w:spacing w:before="0" w:after="0" w:line="240" w:lineRule="auto"/>
+              <w:jc w:val="center"/>
+              <w:bidi w:val="1"/>
+            </w:pPr>
+            <w:r>
+              <w:rPr>
+                <w:sz w:val="20"/>
+                <w:rtl w:val="1"/>
+              </w:rPr>
+              <w:t xml:space="preserve">التاريخ: </w:t>
+            </w:r>
+            <w:r>
+              <w:rPr>
+                <w:sz w:val="20"/>
+                <w:rtl w:val="0"/>
+              </w:rPr>
+              <w:t>..../..../20</w:t>
+            </w:r>
+            <w:r>
+              <w:rPr>
+                <w:sz w:val="20"/>
+                <w:rtl w:val="1"/>
+              </w:rPr>
+              <w:t xml:space="preserve"> م</w:t>
+            </w:r>
+          </w:p>
+        </w:tc>
+        <w:tc>
+          <w:tcPr>
+            <w:tcW w:type="dxa" w:w="3515"/>
+            <w:tcBorders>
+              <w:top w:val="none" w:sz="0" w:space="0" w:color="auto"/>
+              <w:left w:val="none" w:sz="0" w:space="0" w:color="auto"/>
+              <w:bottom w:val="none" w:sz="0" w:space="0" w:color="auto"/>
+              <w:right w:val="none" w:sz="0" w:space="0" w:color="auto"/>
+            </w:tcBorders>
+          </w:tcPr>
+          <w:p>
+            <w:pPr>
+              <w:spacing w:before="0" w:after="0" w:line="240" w:lineRule="auto"/>
+              <w:jc w:val="right"/>
+              <w:bidi w:val="1"/>
+            </w:pPr>
+            <w:r>
+              <w:rPr>
+                <w:sz w:val="20"/>
+                <w:rtl w:val="1"/>
+              </w:rPr>
+              <w:t xml:space="preserve">التوقيع: </w:t>
+            </w:r>
+            <w:r>
+              <w:rPr>
+                <w:sz w:val="20"/>
+                <w:rtl w:val="0"/>
+              </w:rPr>
+              <w:t>........................</w:t>
+            </w:r>
+          </w:p>
+        </w:tc>
+      </w:tr>
+    </w:tbl>
+    <w:tbl>
+      <w:tblPr>
+        <w:tblStyle w:val="TableGrid"/>
+        <w:tblW w:type="auto" w:w="0"/>
+        <w:tblLook w:firstColumn="1" w:firstRow="1" w:lastColumn="0" w:lastRow="0" w:noHBand="0" w:noVBand="1" w:val="04A0"/>
+        <w:bidiVisual/>
+      </w:tblPr>
+      <w:tblGrid>
+        <w:gridCol w:w="3515"/>
+        <w:gridCol w:w="3515"/>
+        <w:gridCol w:w="3515"/>
+      </w:tblGrid>
+      <w:tr>
+        <w:tc>
+          <w:tcPr>
+            <w:tcW w:type="dxa" w:w="3515"/>
+            <w:tcBorders>
+              <w:top w:val="none" w:sz="0" w:space="0" w:color="auto"/>
+              <w:left w:val="none" w:sz="0" w:space="0" w:color="auto"/>
+              <w:bottom w:val="none" w:sz="0" w:space="0" w:color="auto"/>
+              <w:right w:val="none" w:sz="0" w:space="0" w:color="auto"/>
+            </w:tcBorders>
+          </w:tcPr>
+          <w:p>
+            <w:pPr>
+              <w:spacing w:before="0" w:after="0" w:line="240" w:lineRule="auto"/>
+              <w:jc w:val="right"/>
+              <w:bidi w:val="1"/>
+            </w:pPr>
+            <w:r>
+              <w:rPr>
+                <w:sz w:val="20"/>
+                <w:rtl w:val="1"/>
+              </w:rPr>
+              <w:t xml:space="preserve">المشرف الأكاديمي: </w:t>
+            </w:r>
+            <w:r>
+              <w:rPr>
+                <w:sz w:val="20"/>
+                <w:rtl w:val="0"/>
+              </w:rPr>
+              <w:t>........................</w:t>
+            </w:r>
+          </w:p>
+        </w:tc>
+        <w:tc>
+          <w:tcPr>
+            <w:tcW w:type="dxa" w:w="3515"/>
+            <w:tcBorders>
+              <w:top w:val="none" w:sz="0" w:space="0" w:color="auto"/>
+              <w:left w:val="none" w:sz="0" w:space="0" w:color="auto"/>
+              <w:bottom w:val="none" w:sz="0" w:space="0" w:color="auto"/>
+              <w:right w:val="none" w:sz="0" w:space="0" w:color="auto"/>
+            </w:tcBorders>
+          </w:tcPr>
+          <w:p>
+            <w:pPr>
+              <w:spacing w:before="0" w:after="0" w:line="240" w:lineRule="auto"/>
+              <w:jc w:val="center"/>
+              <w:bidi w:val="1"/>
+            </w:pPr>
+            <w:r>
+              <w:rPr>
+                <w:sz w:val="20"/>
+                <w:rtl w:val="1"/>
+              </w:rPr>
+              <w:t xml:space="preserve">التاريخ: </w:t>
+            </w:r>
+            <w:r>
+              <w:rPr>
+                <w:sz w:val="20"/>
+                <w:rtl w:val="0"/>
+              </w:rPr>
+              <w:t>..../..../20</w:t>
+            </w:r>
+            <w:r>
+              <w:rPr>
+                <w:sz w:val="20"/>
+                <w:rtl w:val="1"/>
+              </w:rPr>
+              <w:t xml:space="preserve"> م</w:t>
+            </w:r>
+          </w:p>
+        </w:tc>
+        <w:tc>
+          <w:tcPr>
+            <w:tcW w:type="dxa" w:w="3515"/>
+            <w:tcBorders>
+              <w:top w:val="none" w:sz="0" w:space="0" w:color="auto"/>
+              <w:left w:val="none" w:sz="0" w:space="0" w:color="auto"/>
+              <w:bottom w:val="none" w:sz="0" w:space="0" w:color="auto"/>
+              <w:right w:val="none" w:sz="0" w:space="0" w:color="auto"/>
+            </w:tcBorders>
+          </w:tcPr>
+          <w:p>
+            <w:pPr>
+              <w:spacing w:before="0" w:after="0" w:line="240" w:lineRule="auto"/>
+              <w:jc w:val="right"/>
+              <w:bidi w:val="1"/>
+            </w:pPr>
+            <w:r>
+              <w:rPr>
+                <w:sz w:val="20"/>
+                <w:rtl w:val="1"/>
+              </w:rPr>
+              <w:t xml:space="preserve">التوقيع: </w:t>
+            </w:r>
+            <w:r>
+              <w:rPr>
+                <w:sz w:val="20"/>
+                <w:rtl w:val="0"/>
+              </w:rPr>
+              <w:t>........................</w:t>
+            </w:r>
+          </w:p>
+        </w:tc>
+      </w:tr>
+    </w:tbl>
+    <w:p>
+      <w:pPr>
+        <w:spacing w:before="0" w:after="80" w:line="240" w:lineRule="auto"/>
+        <w:jc w:val="center"/>
+        <w:bidi w:val="1"/>
+      </w:pPr>
+      <w:r>
+        <w:rPr>
+          <w:b/>
+          <w:sz w:val="20"/>
+        </w:rPr>
+        <w:t>(((ملاحظة هامة: - علي الطالب / ــة احضار هذا النموذج طيلة فترة الامتحانات)))</w:t>
+      </w:r>
+    </w:p>
+    <w:tbl>
+      <w:tblPr>
+        <w:tblStyle w:val="TableGrid"/>
+        <w:tblW w:type="auto" w:w="0"/>
+        <w:tblLook w:firstColumn="1" w:firstRow="1" w:lastColumn="0" w:lastRow="0" w:noHBand="0" w:noVBand="1" w:val="04A0"/>
+        <w:bidiVisual/>
+      </w:tblPr>
+      <w:tblGrid>
+        <w:gridCol w:w="5273"/>
+        <w:gridCol w:w="5273"/>
+      </w:tblGrid>
+      <w:tr>
+        <w:tc>
+          <w:tcPr>
+            <w:tcW w:type="dxa" w:w="5273"/>
+            <w:tcBorders>
+              <w:top w:val="none" w:sz="0" w:space="0" w:color="auto"/>
+              <w:left w:val="none" w:sz="0" w:space="0" w:color="auto"/>
+              <w:bottom w:val="none" w:sz="0" w:space="0" w:color="auto"/>
+              <w:right w:val="none" w:sz="0" w:space="0" w:color="auto"/>
+            </w:tcBorders>
+          </w:tcPr>
+          <w:p>
+            <w:pPr>
+              <w:spacing w:before="0" w:after="0" w:line="240" w:lineRule="auto"/>
+              <w:jc w:val="center"/>
+              <w:bidi w:val="1"/>
+            </w:pPr>
+            <w:r>
+              <w:rPr>
+                <w:b/>
+                <w:sz w:val="22"/>
+              </w:rPr>
+              <w:t>رئيس القسم</w:t>
+            </w:r>
+          </w:p>
+        </w:tc>
+        <w:tc>
+          <w:tcPr>
+            <w:tcW w:type="dxa" w:w="5273"/>
+            <w:tcBorders>
+              <w:top w:val="none" w:sz="0" w:space="0" w:color="auto"/>
+              <w:left w:val="none" w:sz="0" w:space="0" w:color="auto"/>
+              <w:bottom w:val="none" w:sz="0" w:space="0" w:color="auto"/>
+              <w:right w:val="none" w:sz="0" w:space="0" w:color="auto"/>
+            </w:tcBorders>
+          </w:tcPr>
+          <w:p>
+            <w:pPr>
+              <w:spacing w:before="0" w:after="0" w:line="240" w:lineRule="auto"/>
+              <w:jc w:val="center"/>
+              <w:bidi w:val="1"/>
+            </w:pPr>
+            <w:r>
+              <w:rPr>
+                <w:b/>
+                <w:sz w:val="22"/>
+              </w:rPr>
+              <w:t>رئيس قسم الدراسة والامتحانات</w:t>
+            </w:r>
+          </w:p>
+        </w:tc>
+      </w:tr>
+      <w:tr>
+        <w:tc>
+          <w:tcPr>
+            <w:tcW w:type="dxa" w:w="5273"/>
+            <w:tcBorders>
+              <w:top w:val="none" w:sz="0" w:space="0" w:color="auto"/>
+              <w:left w:val="none" w:sz="0" w:space="0" w:color="auto"/>
+              <w:bottom w:val="none" w:sz="0" w:space="0" w:color="auto"/>
+              <w:right w:val="none" w:sz="0" w:space="0" w:color="auto"/>
+            </w:tcBorders>
+          </w:tcPr>
+          <w:p>
+            <w:pPr>
+              <w:spacing w:before="0" w:after="0" w:line="240" w:lineRule="auto"/>
+              <w:jc w:val="center"/>
+              <w:bidi w:val="1"/>
+            </w:pPr>
+            <w:r>
+              <w:rPr>
+                <w:b w:val="0"/>
+                <w:sz w:val="22"/>
+              </w:rPr>
+              <w:t>____________________</w:t>
+            </w:r>
+          </w:p>
+        </w:tc>
+        <w:tc>
+          <w:tcPr>
+            <w:tcW w:type="dxa" w:w="5273"/>
+            <w:tcBorders>
+              <w:top w:val="none" w:sz="0" w:space="0" w:color="auto"/>
+              <w:left w:val="none" w:sz="0" w:space="0" w:color="auto"/>
+              <w:bottom w:val="none" w:sz="0" w:space="0" w:color="auto"/>
+              <w:right w:val="none" w:sz="0" w:space="0" w:color="auto"/>
+            </w:tcBorders>
+          </w:tcPr>
+          <w:p>
+            <w:pPr>
+              <w:spacing w:before="0" w:after="0" w:line="240" w:lineRule="auto"/>
+              <w:jc w:val="center"/>
+              <w:bidi w:val="1"/>
+            </w:pPr>
+            <w:r>
+              <w:rPr>
+                <w:b w:val="0"/>
+                <w:sz w:val="22"/>
+              </w:rPr>
+              <w:t>____________________</w:t>
+            </w:r>
+          </w:p>
+        </w:tc>
+      </w:tr>
+    </w:tbl>
+    <w:p>
+      <w:pPr>
+        <w:spacing w:before="0" w:after="20" w:line="240" w:lineRule="auto"/>
+        <w:jc w:val="center"/>
+        <w:bidi w:val="1"/>
+      </w:pPr>
+      <w:r>
+        <w:rPr>
+          <w:b/>
+          <w:sz w:val="22"/>
+          <w:u w:val="none"/>
+        </w:rPr>
+        <w:t>يعتمد</w:t>
+      </w:r>
+    </w:p>
+    <w:p>
+      <w:pPr>
+        <w:spacing w:before="0" w:after="20" w:line="240" w:lineRule="auto"/>
+        <w:jc w:val="center"/>
+        <w:bidi w:val="1"/>
+      </w:pPr>
+      <w:r>
+        <w:rPr>
+          <w:b/>
+          <w:sz w:val="22"/>
+          <w:u w:val="none"/>
+        </w:rPr>
+        <w:t>مسجل الكلية</w:t>
+      </w:r>
+    </w:p>
+    <w:p>
+      <w:pPr>
+        <w:spacing w:before="0" w:after="60" w:line="240" w:lineRule="auto"/>
+        <w:jc w:val="center"/>
+        <w:bidi w:val="1"/>
+      </w:pPr>
+      <w:r>
+        <w:rPr>
+          <w:b w:val="0"/>
+          <w:sz w:val="22"/>
+          <w:u w:val="none"/>
+        </w:rPr>
+        <w:t>____________________</w:t>
+      </w:r>
+    </w:p>
+    <w:p>
+      <w:pPr>
+        <w:spacing w:before="0" w:after="0" w:line="240" w:lineRule="auto"/>
+        <w:jc w:val="center"/>
+        <w:bidi w:val="1"/>
+      </w:pPr>
+      <w:r>
+        <w:rPr>
+          <w:sz w:val="18"/>
+        </w:rPr>
+        <w:t>يعد هذا النموذج من ثلاث نسخ: 1) نسخة القسم العلمي 2) نسخة مكتب التسجيل وشؤون الطلبة 3) نسخة الطالب / ــــة</w:t>
       </w:r>
     </w:p>
     <w:sectPr>
-      <w:pgSz w:w="12240" w:h="15840"/>
-      <w:pgMar w:top="1440" w:right="1800" w:bottom="1440" w:left="1800" w:header="720" w:footer="720" w:gutter="0"/>
+      <w:pgSz w:w="11906" w:h="16838"/>
+      <w:pgMar w:top="567" w:right="680" w:bottom="567" w:left="680" w:header="720" w:footer="720" w:gutter="0"/>
       <w:cols w:space="720"/>
       <w:docGrid w:linePitch="360"/>
     </w:sectPr>

--- a/frontend/templates/registration_form_template.docx
+++ b/frontend/templates/registration_form_template.docx
@@ -1605,7 +1605,7 @@
                 <w:sz w:val="20"/>
                 <w:rtl w:val="0"/>
               </w:rPr>
-              <w:t>..../..../20</w:t>
+              <w:t>{{ form_date }}</w:t>
             </w:r>
             <w:r>
               <w:rPr>
@@ -1723,7 +1723,7 @@
                 <w:sz w:val="20"/>
                 <w:rtl w:val="0"/>
               </w:rPr>
-              <w:t>..../..../20</w:t>
+              <w:t>{{ form_date }}</w:t>
             </w:r>
             <w:r>
               <w:rPr>
